--- a/docs/전달용/보고서_분담/양식_IMU.docx
+++ b/docs/전달용/보고서_분담/양식_IMU.docx
@@ -1943,7 +1943,7 @@
                 <w:sz w:val="20"/>
                 <w:szCs w:val="20"/>
               </w:rPr>
-              <w:t xml:space="preserve">/imu/yaw → /imu/yaw_raw, 부팅 0점화·COG 덮어쓰기 제거, /imu/mag_heading 추가</w:t>
+              <w:t xml:space="preserve">/imu/yaw → /imu/yaw_raw, 부팅 0점화·GPS 덮어쓰기 파라미터화(기본 OFF), /imu/mag_heading 추가, NAV-PVT 토픽명 수정</w:t>
             </w:r>
           </w:p>
         </w:tc>
@@ -1973,7 +1973,7 @@
                 <w:sz w:val="20"/>
                 <w:szCs w:val="20"/>
               </w:rPr>
-              <w:t xml:space="preserve">ace1e33, b433662</w:t>
+              <w:t xml:space="preserve">ace1e33, b433662, ed2a144</w:t>
             </w:r>
           </w:p>
         </w:tc>

--- a/docs/전달용/보고서_분담/양식_IMU.docx
+++ b/docs/전달용/보고서_분담/양식_IMU.docx
@@ -715,8 +715,7 @@
     </w:p>
     <w:p>
       <w:pPr>
-        <w:spacing w:after="60" w:line="290"/>
-        <w:ind w:left="360" w:hanging="240"/>
+        <w:spacing w:after="100" w:line="300"/>
       </w:pPr>
       <w:r>
         <w:rPr>
@@ -724,13 +723,502 @@
           <w:sz w:val="20"/>
           <w:szCs w:val="20"/>
         </w:rPr>
-        <w:t xml:space="preserve">•  헤딩 소스는 yaw_mux 하나로 모은다(IMU raw, COG 오프셋). 각도 평균은 산술평균 금지 — 단위벡터 합 + atan2 (359° 와 1° 의 평균이 180° 가 되는 함정).</w:t>
+        <w:t xml:space="preserve">헤딩은 웨이포인트 목표 방위와 빼서 조향 오차를 만드는 기준값이고, 지오펜스 광선의 방향도 정한다. 각도 규약은 전 구간 같다: 0~360°, 0° = 진북, 시계방향 증가. 올해는 드라이버가 보정 없는 원시값을 /imu/yaw_raw 로만 내고, 새 패키지 ssf_heading 의 yaw_mux 가 보정해 /imu/yaw 를 단독 발행한다. 한 토픽에 발행자가 둘이면 보정 전·후 값이 번갈아 나와도 ROS 는 오류를 내지 않으므로, 대회 launch 가 드라이버의 yaw_topic 을 명시하고 드라이버는 /imu/yaw 로 설정되면 경고한다.</w:t>
       </w:r>
     </w:p>
+    <w:tbl>
+      <w:tblPr>
+        <w:tblW w:type="dxa" w:w="9360"/>
+        <w:tblBorders>
+          <w:top w:val="single" w:color="auto" w:sz="4"/>
+          <w:left w:val="single" w:color="auto" w:sz="4"/>
+          <w:bottom w:val="single" w:color="auto" w:sz="4"/>
+          <w:right w:val="single" w:color="auto" w:sz="4"/>
+          <w:insideH w:val="single" w:color="auto" w:sz="4"/>
+          <w:insideV w:val="single" w:color="auto" w:sz="4"/>
+        </w:tblBorders>
+      </w:tblPr>
+      <w:tblGrid>
+        <w:gridCol w:w="3120"/>
+        <w:gridCol w:w="3120"/>
+        <w:gridCol w:w="3120"/>
+      </w:tblGrid>
+      <w:tr>
+        <w:trPr>
+          <w:tblHeader/>
+        </w:trPr>
+        <w:tc>
+          <w:tcPr>
+            <w:tcW w:type="dxa" w:w="3120"/>
+            <w:tcBorders>
+              <w:top w:val="single" w:color="000000" w:sz="6"/>
+              <w:left w:val="single" w:color="000000" w:sz="6"/>
+              <w:bottom w:val="single" w:color="000000" w:sz="6"/>
+              <w:right w:val="single" w:color="000000" w:sz="6"/>
+            </w:tcBorders>
+            <w:shd w:fill="E7E6E6" w:color="auto" w:val="clear"/>
+            <w:tcMar>
+              <w:top w:type="dxa" w:w="60"/>
+              <w:left w:type="dxa" w:w="90"/>
+              <w:bottom w:type="dxa" w:w="60"/>
+              <w:right w:type="dxa" w:w="90"/>
+            </w:tcMar>
+          </w:tcPr>
+          <w:p>
+            <w:pPr>
+              <w:jc w:val="center"/>
+            </w:pPr>
+            <w:r>
+              <w:rPr>
+                <w:rFonts w:ascii="Malgun Gothic" w:cs="Malgun Gothic" w:eastAsia="Malgun Gothic" w:hAnsi="Malgun Gothic"/>
+                <w:b/>
+                <w:bCs/>
+                <w:sz w:val="20"/>
+                <w:szCs w:val="20"/>
+              </w:rPr>
+              <w:t xml:space="preserve">토픽</w:t>
+            </w:r>
+          </w:p>
+        </w:tc>
+        <w:tc>
+          <w:tcPr>
+            <w:tcW w:type="dxa" w:w="3120"/>
+            <w:tcBorders>
+              <w:top w:val="single" w:color="000000" w:sz="6"/>
+              <w:left w:val="single" w:color="000000" w:sz="6"/>
+              <w:bottom w:val="single" w:color="000000" w:sz="6"/>
+              <w:right w:val="single" w:color="000000" w:sz="6"/>
+            </w:tcBorders>
+            <w:shd w:fill="E7E6E6" w:color="auto" w:val="clear"/>
+            <w:tcMar>
+              <w:top w:type="dxa" w:w="60"/>
+              <w:left w:type="dxa" w:w="90"/>
+              <w:bottom w:type="dxa" w:w="60"/>
+              <w:right w:type="dxa" w:w="90"/>
+            </w:tcMar>
+          </w:tcPr>
+          <w:p>
+            <w:pPr>
+              <w:jc w:val="center"/>
+            </w:pPr>
+            <w:r>
+              <w:rPr>
+                <w:rFonts w:ascii="Malgun Gothic" w:cs="Malgun Gothic" w:eastAsia="Malgun Gothic" w:hAnsi="Malgun Gothic"/>
+                <w:b/>
+                <w:bCs/>
+                <w:sz w:val="20"/>
+                <w:szCs w:val="20"/>
+              </w:rPr>
+              <w:t xml:space="preserve">발행 → 구독</w:t>
+            </w:r>
+          </w:p>
+        </w:tc>
+        <w:tc>
+          <w:tcPr>
+            <w:tcW w:type="dxa" w:w="3120"/>
+            <w:tcBorders>
+              <w:top w:val="single" w:color="000000" w:sz="6"/>
+              <w:left w:val="single" w:color="000000" w:sz="6"/>
+              <w:bottom w:val="single" w:color="000000" w:sz="6"/>
+              <w:right w:val="single" w:color="000000" w:sz="6"/>
+            </w:tcBorders>
+            <w:shd w:fill="E7E6E6" w:color="auto" w:val="clear"/>
+            <w:tcMar>
+              <w:top w:type="dxa" w:w="60"/>
+              <w:left w:type="dxa" w:w="90"/>
+              <w:bottom w:type="dxa" w:w="60"/>
+              <w:right w:type="dxa" w:w="90"/>
+            </w:tcMar>
+          </w:tcPr>
+          <w:p>
+            <w:pPr>
+              <w:jc w:val="center"/>
+            </w:pPr>
+            <w:r>
+              <w:rPr>
+                <w:rFonts w:ascii="Malgun Gothic" w:cs="Malgun Gothic" w:eastAsia="Malgun Gothic" w:hAnsi="Malgun Gothic"/>
+                <w:b/>
+                <w:bCs/>
+                <w:sz w:val="20"/>
+                <w:szCs w:val="20"/>
+              </w:rPr>
+              <w:t xml:space="preserve">주기</w:t>
+            </w:r>
+          </w:p>
+        </w:tc>
+      </w:tr>
+      <w:tr>
+        <w:tc>
+          <w:tcPr>
+            <w:tcW w:type="dxa" w:w="3120"/>
+            <w:tcBorders>
+              <w:top w:val="single" w:color="000000" w:sz="6"/>
+              <w:left w:val="single" w:color="000000" w:sz="6"/>
+              <w:bottom w:val="single" w:color="000000" w:sz="6"/>
+              <w:right w:val="single" w:color="000000" w:sz="6"/>
+            </w:tcBorders>
+            <w:tcMar>
+              <w:top w:type="dxa" w:w="60"/>
+              <w:left w:type="dxa" w:w="90"/>
+              <w:bottom w:type="dxa" w:w="60"/>
+              <w:right w:type="dxa" w:w="90"/>
+            </w:tcMar>
+          </w:tcPr>
+          <w:p>
+            <w:pPr>
+              <w:jc w:val="left"/>
+            </w:pPr>
+            <w:r>
+              <w:rPr>
+                <w:rFonts w:ascii="Malgun Gothic" w:cs="Malgun Gothic" w:eastAsia="Malgun Gothic" w:hAnsi="Malgun Gothic"/>
+                <w:sz w:val="20"/>
+                <w:szCs w:val="20"/>
+              </w:rPr>
+              <w:t xml:space="preserve">/imu/yaw_raw</w:t>
+            </w:r>
+          </w:p>
+        </w:tc>
+        <w:tc>
+          <w:tcPr>
+            <w:tcW w:type="dxa" w:w="3120"/>
+            <w:tcBorders>
+              <w:top w:val="single" w:color="000000" w:sz="6"/>
+              <w:left w:val="single" w:color="000000" w:sz="6"/>
+              <w:bottom w:val="single" w:color="000000" w:sz="6"/>
+              <w:right w:val="single" w:color="000000" w:sz="6"/>
+            </w:tcBorders>
+            <w:tcMar>
+              <w:top w:type="dxa" w:w="60"/>
+              <w:left w:type="dxa" w:w="90"/>
+              <w:bottom w:type="dxa" w:w="60"/>
+              <w:right w:type="dxa" w:w="90"/>
+            </w:tcMar>
+          </w:tcPr>
+          <w:p>
+            <w:pPr>
+              <w:jc w:val="left"/>
+            </w:pPr>
+            <w:r>
+              <w:rPr>
+                <w:rFonts w:ascii="Malgun Gothic" w:cs="Malgun Gothic" w:eastAsia="Malgun Gothic" w:hAnsi="Malgun Gothic"/>
+                <w:sz w:val="20"/>
+                <w:szCs w:val="20"/>
+              </w:rPr>
+              <w:t xml:space="preserve">iahrs_driver → yaw_mux</w:t>
+            </w:r>
+          </w:p>
+        </w:tc>
+        <w:tc>
+          <w:tcPr>
+            <w:tcW w:type="dxa" w:w="3120"/>
+            <w:tcBorders>
+              <w:top w:val="single" w:color="000000" w:sz="6"/>
+              <w:left w:val="single" w:color="000000" w:sz="6"/>
+              <w:bottom w:val="single" w:color="000000" w:sz="6"/>
+              <w:right w:val="single" w:color="000000" w:sz="6"/>
+            </w:tcBorders>
+            <w:tcMar>
+              <w:top w:type="dxa" w:w="60"/>
+              <w:left w:type="dxa" w:w="90"/>
+              <w:bottom w:type="dxa" w:w="60"/>
+              <w:right w:type="dxa" w:w="90"/>
+            </w:tcMar>
+          </w:tcPr>
+          <w:p>
+            <w:pPr>
+              <w:jc w:val="left"/>
+            </w:pPr>
+            <w:r>
+              <w:rPr>
+                <w:rFonts w:ascii="Malgun Gothic" w:cs="Malgun Gothic" w:eastAsia="Malgun Gothic" w:hAnsi="Malgun Gothic"/>
+                <w:sz w:val="20"/>
+                <w:szCs w:val="20"/>
+              </w:rPr>
+              <w:t xml:space="preserve">100 Hz</w:t>
+            </w:r>
+          </w:p>
+        </w:tc>
+      </w:tr>
+      <w:tr>
+        <w:tc>
+          <w:tcPr>
+            <w:tcW w:type="dxa" w:w="3120"/>
+            <w:tcBorders>
+              <w:top w:val="single" w:color="000000" w:sz="6"/>
+              <w:left w:val="single" w:color="000000" w:sz="6"/>
+              <w:bottom w:val="single" w:color="000000" w:sz="6"/>
+              <w:right w:val="single" w:color="000000" w:sz="6"/>
+            </w:tcBorders>
+            <w:tcMar>
+              <w:top w:type="dxa" w:w="60"/>
+              <w:left w:type="dxa" w:w="90"/>
+              <w:bottom w:type="dxa" w:w="60"/>
+              <w:right w:type="dxa" w:w="90"/>
+            </w:tcMar>
+          </w:tcPr>
+          <w:p>
+            <w:pPr>
+              <w:jc w:val="left"/>
+            </w:pPr>
+            <w:r>
+              <w:rPr>
+                <w:rFonts w:ascii="Malgun Gothic" w:cs="Malgun Gothic" w:eastAsia="Malgun Gothic" w:hAnsi="Malgun Gothic"/>
+                <w:sz w:val="20"/>
+                <w:szCs w:val="20"/>
+              </w:rPr>
+              <w:t xml:space="preserve">/ublox_gps_node/fix_velocity, /motor_reverse</w:t>
+            </w:r>
+          </w:p>
+        </w:tc>
+        <w:tc>
+          <w:tcPr>
+            <w:tcW w:type="dxa" w:w="3120"/>
+            <w:tcBorders>
+              <w:top w:val="single" w:color="000000" w:sz="6"/>
+              <w:left w:val="single" w:color="000000" w:sz="6"/>
+              <w:bottom w:val="single" w:color="000000" w:sz="6"/>
+              <w:right w:val="single" w:color="000000" w:sz="6"/>
+            </w:tcBorders>
+            <w:tcMar>
+              <w:top w:type="dxa" w:w="60"/>
+              <w:left w:type="dxa" w:w="90"/>
+              <w:bottom w:type="dxa" w:w="60"/>
+              <w:right w:type="dxa" w:w="90"/>
+            </w:tcMar>
+          </w:tcPr>
+          <w:p>
+            <w:pPr>
+              <w:jc w:val="left"/>
+            </w:pPr>
+            <w:r>
+              <w:rPr>
+                <w:rFonts w:ascii="Malgun Gothic" w:cs="Malgun Gothic" w:eastAsia="Malgun Gothic" w:hAnsi="Malgun Gothic"/>
+                <w:sz w:val="20"/>
+                <w:szCs w:val="20"/>
+              </w:rPr>
+              <w:t xml:space="preserve">ublox_gps_node, motor_control → yaw_mux (COG 추정, 후진 게이트)</w:t>
+            </w:r>
+          </w:p>
+        </w:tc>
+        <w:tc>
+          <w:tcPr>
+            <w:tcW w:type="dxa" w:w="3120"/>
+            <w:tcBorders>
+              <w:top w:val="single" w:color="000000" w:sz="6"/>
+              <w:left w:val="single" w:color="000000" w:sz="6"/>
+              <w:bottom w:val="single" w:color="000000" w:sz="6"/>
+              <w:right w:val="single" w:color="000000" w:sz="6"/>
+            </w:tcBorders>
+            <w:tcMar>
+              <w:top w:type="dxa" w:w="60"/>
+              <w:left w:type="dxa" w:w="90"/>
+              <w:bottom w:type="dxa" w:w="60"/>
+              <w:right w:type="dxa" w:w="90"/>
+            </w:tcMar>
+          </w:tcPr>
+          <w:p>
+            <w:pPr>
+              <w:jc w:val="left"/>
+            </w:pPr>
+            <w:r>
+              <w:rPr>
+                <w:rFonts w:ascii="Malgun Gothic" w:cs="Malgun Gothic" w:eastAsia="Malgun Gothic" w:hAnsi="Malgun Gothic"/>
+                <w:sz w:val="20"/>
+                <w:szCs w:val="20"/>
+              </w:rPr>
+              <w:t xml:space="preserve">수신기 측, 0.05 s</w:t>
+            </w:r>
+          </w:p>
+        </w:tc>
+      </w:tr>
+      <w:tr>
+        <w:tc>
+          <w:tcPr>
+            <w:tcW w:type="dxa" w:w="3120"/>
+            <w:tcBorders>
+              <w:top w:val="single" w:color="000000" w:sz="6"/>
+              <w:left w:val="single" w:color="000000" w:sz="6"/>
+              <w:bottom w:val="single" w:color="000000" w:sz="6"/>
+              <w:right w:val="single" w:color="000000" w:sz="6"/>
+            </w:tcBorders>
+            <w:tcMar>
+              <w:top w:type="dxa" w:w="60"/>
+              <w:left w:type="dxa" w:w="90"/>
+              <w:bottom w:type="dxa" w:w="60"/>
+              <w:right w:type="dxa" w:w="90"/>
+            </w:tcMar>
+          </w:tcPr>
+          <w:p>
+            <w:pPr>
+              <w:jc w:val="left"/>
+            </w:pPr>
+            <w:r>
+              <w:rPr>
+                <w:rFonts w:ascii="Malgun Gothic" w:cs="Malgun Gothic" w:eastAsia="Malgun Gothic" w:hAnsi="Malgun Gothic"/>
+                <w:sz w:val="20"/>
+                <w:szCs w:val="20"/>
+              </w:rPr>
+              <w:t xml:space="preserve">/imu/yaw, /heading_status</w:t>
+            </w:r>
+          </w:p>
+        </w:tc>
+        <w:tc>
+          <w:tcPr>
+            <w:tcW w:type="dxa" w:w="3120"/>
+            <w:tcBorders>
+              <w:top w:val="single" w:color="000000" w:sz="6"/>
+              <w:left w:val="single" w:color="000000" w:sz="6"/>
+              <w:bottom w:val="single" w:color="000000" w:sz="6"/>
+              <w:right w:val="single" w:color="000000" w:sz="6"/>
+            </w:tcBorders>
+            <w:tcMar>
+              <w:top w:type="dxa" w:w="60"/>
+              <w:left w:type="dxa" w:w="90"/>
+              <w:bottom w:type="dxa" w:w="60"/>
+              <w:right w:type="dxa" w:w="90"/>
+            </w:tcMar>
+          </w:tcPr>
+          <w:p>
+            <w:pPr>
+              <w:jc w:val="left"/>
+            </w:pPr>
+            <w:r>
+              <w:rPr>
+                <w:rFonts w:ascii="Malgun Gothic" w:cs="Malgun Gothic" w:eastAsia="Malgun Gothic" w:hAnsi="Malgun Gothic"/>
+                <w:sz w:val="20"/>
+                <w:szCs w:val="20"/>
+              </w:rPr>
+              <w:t xml:space="preserve">yaw_mux → ship_goal_angle, north_goal_angle, ship_turn / healthcheck</w:t>
+            </w:r>
+          </w:p>
+        </w:tc>
+        <w:tc>
+          <w:tcPr>
+            <w:tcW w:type="dxa" w:w="3120"/>
+            <w:tcBorders>
+              <w:top w:val="single" w:color="000000" w:sz="6"/>
+              <w:left w:val="single" w:color="000000" w:sz="6"/>
+              <w:bottom w:val="single" w:color="000000" w:sz="6"/>
+              <w:right w:val="single" w:color="000000" w:sz="6"/>
+            </w:tcBorders>
+            <w:tcMar>
+              <w:top w:type="dxa" w:w="60"/>
+              <w:left w:type="dxa" w:w="90"/>
+              <w:bottom w:type="dxa" w:w="60"/>
+              <w:right w:type="dxa" w:w="90"/>
+            </w:tcMar>
+          </w:tcPr>
+          <w:p>
+            <w:pPr>
+              <w:jc w:val="left"/>
+            </w:pPr>
+            <w:r>
+              <w:rPr>
+                <w:rFonts w:ascii="Malgun Gothic" w:cs="Malgun Gothic" w:eastAsia="Malgun Gothic" w:hAnsi="Malgun Gothic"/>
+                <w:sz w:val="20"/>
+                <w:szCs w:val="20"/>
+              </w:rPr>
+              <w:t xml:space="preserve">50 Hz / 변화 시·1 s</w:t>
+            </w:r>
+          </w:p>
+        </w:tc>
+      </w:tr>
+      <w:tr>
+        <w:tc>
+          <w:tcPr>
+            <w:tcW w:type="dxa" w:w="3120"/>
+            <w:tcBorders>
+              <w:top w:val="single" w:color="000000" w:sz="6"/>
+              <w:left w:val="single" w:color="000000" w:sz="6"/>
+              <w:bottom w:val="single" w:color="000000" w:sz="6"/>
+              <w:right w:val="single" w:color="000000" w:sz="6"/>
+            </w:tcBorders>
+            <w:tcMar>
+              <w:top w:type="dxa" w:w="60"/>
+              <w:left w:type="dxa" w:w="90"/>
+              <w:bottom w:type="dxa" w:w="60"/>
+              <w:right w:type="dxa" w:w="90"/>
+            </w:tcMar>
+          </w:tcPr>
+          <w:p>
+            <w:pPr>
+              <w:jc w:val="left"/>
+            </w:pPr>
+            <w:r>
+              <w:rPr>
+                <w:rFonts w:ascii="Malgun Gothic" w:cs="Malgun Gothic" w:eastAsia="Malgun Gothic" w:hAnsi="Malgun Gothic"/>
+                <w:sz w:val="20"/>
+                <w:szCs w:val="20"/>
+              </w:rPr>
+              <w:t xml:space="preserve">/yaw_error</w:t>
+            </w:r>
+          </w:p>
+        </w:tc>
+        <w:tc>
+          <w:tcPr>
+            <w:tcW w:type="dxa" w:w="3120"/>
+            <w:tcBorders>
+              <w:top w:val="single" w:color="000000" w:sz="6"/>
+              <w:left w:val="single" w:color="000000" w:sz="6"/>
+              <w:bottom w:val="single" w:color="000000" w:sz="6"/>
+              <w:right w:val="single" w:color="000000" w:sz="6"/>
+            </w:tcBorders>
+            <w:tcMar>
+              <w:top w:type="dxa" w:w="60"/>
+              <w:left w:type="dxa" w:w="90"/>
+              <w:bottom w:type="dxa" w:w="60"/>
+              <w:right w:type="dxa" w:w="90"/>
+            </w:tcMar>
+          </w:tcPr>
+          <w:p>
+            <w:pPr>
+              <w:jc w:val="left"/>
+            </w:pPr>
+            <w:r>
+              <w:rPr>
+                <w:rFonts w:ascii="Malgun Gothic" w:cs="Malgun Gothic" w:eastAsia="Malgun Gothic" w:hAnsi="Malgun Gothic"/>
+                <w:sz w:val="20"/>
+                <w:szCs w:val="20"/>
+              </w:rPr>
+              <w:t xml:space="preserve">ship_goal_angle → ship_direction</w:t>
+            </w:r>
+          </w:p>
+        </w:tc>
+        <w:tc>
+          <w:tcPr>
+            <w:tcW w:type="dxa" w:w="3120"/>
+            <w:tcBorders>
+              <w:top w:val="single" w:color="000000" w:sz="6"/>
+              <w:left w:val="single" w:color="000000" w:sz="6"/>
+              <w:bottom w:val="single" w:color="000000" w:sz="6"/>
+              <w:right w:val="single" w:color="000000" w:sz="6"/>
+            </w:tcBorders>
+            <w:tcMar>
+              <w:top w:type="dxa" w:w="60"/>
+              <w:left w:type="dxa" w:w="90"/>
+              <w:bottom w:type="dxa" w:w="60"/>
+              <w:right w:type="dxa" w:w="90"/>
+            </w:tcMar>
+          </w:tcPr>
+          <w:p>
+            <w:pPr>
+              <w:jc w:val="left"/>
+            </w:pPr>
+            <w:r>
+              <w:rPr>
+                <w:rFonts w:ascii="Malgun Gothic" w:cs="Malgun Gothic" w:eastAsia="Malgun Gothic" w:hAnsi="Malgun Gothic"/>
+                <w:sz w:val="20"/>
+                <w:szCs w:val="20"/>
+              </w:rPr>
+              <w:t xml:space="preserve">20 Hz</w:t>
+            </w:r>
+          </w:p>
+        </w:tc>
+      </w:tr>
+    </w:tbl>
     <w:p>
       <w:pPr>
-        <w:spacing w:after="60" w:line="290"/>
-        <w:ind w:left="360" w:hanging="240"/>
+        <w:spacing w:after="60"/>
       </w:pPr>
       <w:r>
         <w:rPr>
@@ -738,13 +1226,12 @@
           <w:sz w:val="20"/>
           <w:szCs w:val="20"/>
         </w:rPr>
-        <w:t xml:space="preserve">•  자기편각은 자기북 기준 소스에만 더한다. 듀얼 GPS·COG 에 더하면 이중 보정(약 8°).</w:t>
+        <w:t xml:space="preserve"/>
       </w:r>
     </w:p>
     <w:p>
       <w:pPr>
-        <w:spacing w:after="60" w:line="290"/>
-        <w:ind w:left="360" w:hanging="240"/>
+        <w:spacing w:after="100" w:line="300"/>
       </w:pPr>
       <w:r>
         <w:rPr>
@@ -752,13 +1239,12 @@
           <w:sz w:val="20"/>
           <w:szCs w:val="20"/>
         </w:rPr>
-        <w:t xml:space="preserve">•  헤딩이 없으면 발행하지 않는다 — 0 같은 가짜 값 금지. IMU stale 0.5 s 이면 지오펜스도 빈 배열.</w:t>
+        <w:t xml:space="preserve">보정식과 소스. yaw_mux 는 ψ = wrap360(s·ψ_raw + mount_offset_deg + δ) 를 적용한다(s = −1 은 invert_yaw). 편각 δ 는 자기북 기준 소스에만 넣는다. 듀얼 GPS·COG 는 이미 진북 기준이라 편각을 더하면 약 8° 이중 보정이 된다. 기본 소스 imu_relative 는 원시 yaw 에 고정 오프셋을 더하며, 기준축이 임의라 편각도 오프셋이 흡수한다. 대안 cog_offset 은 GPS COG 와 IMU 의 차 e_i = COG − ψ_imu 를 단위벡터로 누적(반감기 감쇠)해 오프셋을 추정하고, 신뢰도 R = ‖Σ‖/n 과 표본 수가 기준을 넘을 때만 발행한다. 산술평균은 359° 와 1° 를 180° 로 만들어 쓰지 않는다. 저속·급선회·후진 표본은 버린다. 후진만 이어지면 180° 틀린 채 R = 1.0 으로 수렴하므로 /motor_reverse 로 따로 막는다. 이 추정치에는 그날의 평균 게걸음각이 섞인다. dual_gps·imu_absolute 는 입력이 배선되지 않아 0 대신 발행을 멈춘다.</w:t>
       </w:r>
     </w:p>
     <w:p>
       <w:pPr>
-        <w:spacing w:after="60" w:line="290"/>
-        <w:ind w:left="360" w:hanging="240"/>
+        <w:spacing w:after="100" w:line="300"/>
       </w:pPr>
       <w:r>
         <w:rPr>
@@ -766,7 +1252,1334 @@
           <w:sz w:val="20"/>
           <w:szCs w:val="20"/>
         </w:rPr>
-        <w:t xml:space="preserve">•  ⚠️ IMU 장착 오프셋(mount_offset_deg), 대회장 자기편각 — 벤치·현장 실측.</w:t>
+        <w:t xml:space="preserve">배별 장착값과 정북 정렬. 배마다 다른 값은 invert_yaw·mount_offset_deg 두 개뿐이며 ssf_heading_A.yaml 에 둔다. launch 는 공통 → 배별 순서로 넘겨 뒤 파일 값이 이기고, 벤치 실행도 같은 boat 인자를 요구한다. 배별 파일에 두 키 외의 값(안전 스위치 등)이 들어가거나 mount_offset_deg 를 정수로 적으면(yaw_mux 부팅 즉시 사망) 정적 테스트가 잡는다. 정렬은 배를 나침반으로 정북에 맞추고 /imu/yaw 가 목표값을 읽을 때까지 mount_offset_deg 를 조정한다. 자기 나침반은 자북을 가리키고 imu_relative 는 편각을 쓰지 않으므로 목표값은 0 이 아니라 진북 기준 뱃머리 360 + 편각(한국 약 352)이다. 이어 시계방향 90° 회전에서 값이 증가하는지로 invert_yaw 를 정한다.</w:t>
+      </w:r>
+    </w:p>
+    <w:tbl>
+      <w:tblPr>
+        <w:tblW w:type="dxa" w:w="9360"/>
+        <w:tblBorders>
+          <w:top w:val="single" w:color="auto" w:sz="4"/>
+          <w:left w:val="single" w:color="auto" w:sz="4"/>
+          <w:bottom w:val="single" w:color="auto" w:sz="4"/>
+          <w:right w:val="single" w:color="auto" w:sz="4"/>
+          <w:insideH w:val="single" w:color="auto" w:sz="4"/>
+          <w:insideV w:val="single" w:color="auto" w:sz="4"/>
+        </w:tblBorders>
+      </w:tblPr>
+      <w:tblGrid>
+        <w:gridCol w:w="3120"/>
+        <w:gridCol w:w="3120"/>
+        <w:gridCol w:w="3120"/>
+      </w:tblGrid>
+      <w:tr>
+        <w:trPr>
+          <w:tblHeader/>
+        </w:trPr>
+        <w:tc>
+          <w:tcPr>
+            <w:tcW w:type="dxa" w:w="3120"/>
+            <w:tcBorders>
+              <w:top w:val="single" w:color="000000" w:sz="6"/>
+              <w:left w:val="single" w:color="000000" w:sz="6"/>
+              <w:bottom w:val="single" w:color="000000" w:sz="6"/>
+              <w:right w:val="single" w:color="000000" w:sz="6"/>
+            </w:tcBorders>
+            <w:shd w:fill="E7E6E6" w:color="auto" w:val="clear"/>
+            <w:tcMar>
+              <w:top w:type="dxa" w:w="60"/>
+              <w:left w:type="dxa" w:w="90"/>
+              <w:bottom w:type="dxa" w:w="60"/>
+              <w:right w:type="dxa" w:w="90"/>
+            </w:tcMar>
+          </w:tcPr>
+          <w:p>
+            <w:pPr>
+              <w:jc w:val="center"/>
+            </w:pPr>
+            <w:r>
+              <w:rPr>
+                <w:rFonts w:ascii="Malgun Gothic" w:cs="Malgun Gothic" w:eastAsia="Malgun Gothic" w:hAnsi="Malgun Gothic"/>
+                <w:b/>
+                <w:bCs/>
+                <w:sz w:val="20"/>
+                <w:szCs w:val="20"/>
+              </w:rPr>
+              <w:t xml:space="preserve">이름</w:t>
+            </w:r>
+          </w:p>
+        </w:tc>
+        <w:tc>
+          <w:tcPr>
+            <w:tcW w:type="dxa" w:w="3120"/>
+            <w:tcBorders>
+              <w:top w:val="single" w:color="000000" w:sz="6"/>
+              <w:left w:val="single" w:color="000000" w:sz="6"/>
+              <w:bottom w:val="single" w:color="000000" w:sz="6"/>
+              <w:right w:val="single" w:color="000000" w:sz="6"/>
+            </w:tcBorders>
+            <w:shd w:fill="E7E6E6" w:color="auto" w:val="clear"/>
+            <w:tcMar>
+              <w:top w:type="dxa" w:w="60"/>
+              <w:left w:type="dxa" w:w="90"/>
+              <w:bottom w:type="dxa" w:w="60"/>
+              <w:right w:type="dxa" w:w="90"/>
+            </w:tcMar>
+          </w:tcPr>
+          <w:p>
+            <w:pPr>
+              <w:jc w:val="center"/>
+            </w:pPr>
+            <w:r>
+              <w:rPr>
+                <w:rFonts w:ascii="Malgun Gothic" w:cs="Malgun Gothic" w:eastAsia="Malgun Gothic" w:hAnsi="Malgun Gothic"/>
+                <w:b/>
+                <w:bCs/>
+                <w:sz w:val="20"/>
+                <w:szCs w:val="20"/>
+              </w:rPr>
+              <w:t xml:space="preserve">값</w:t>
+            </w:r>
+          </w:p>
+        </w:tc>
+        <w:tc>
+          <w:tcPr>
+            <w:tcW w:type="dxa" w:w="3120"/>
+            <w:tcBorders>
+              <w:top w:val="single" w:color="000000" w:sz="6"/>
+              <w:left w:val="single" w:color="000000" w:sz="6"/>
+              <w:bottom w:val="single" w:color="000000" w:sz="6"/>
+              <w:right w:val="single" w:color="000000" w:sz="6"/>
+            </w:tcBorders>
+            <w:shd w:fill="E7E6E6" w:color="auto" w:val="clear"/>
+            <w:tcMar>
+              <w:top w:type="dxa" w:w="60"/>
+              <w:left w:type="dxa" w:w="90"/>
+              <w:bottom w:type="dxa" w:w="60"/>
+              <w:right w:type="dxa" w:w="90"/>
+            </w:tcMar>
+          </w:tcPr>
+          <w:p>
+            <w:pPr>
+              <w:jc w:val="center"/>
+            </w:pPr>
+            <w:r>
+              <w:rPr>
+                <w:rFonts w:ascii="Malgun Gothic" w:cs="Malgun Gothic" w:eastAsia="Malgun Gothic" w:hAnsi="Malgun Gothic"/>
+                <w:b/>
+                <w:bCs/>
+                <w:sz w:val="20"/>
+                <w:szCs w:val="20"/>
+              </w:rPr>
+              <w:t xml:space="preserve">정한 근거</w:t>
+            </w:r>
+          </w:p>
+        </w:tc>
+      </w:tr>
+      <w:tr>
+        <w:tc>
+          <w:tcPr>
+            <w:tcW w:type="dxa" w:w="3120"/>
+            <w:tcBorders>
+              <w:top w:val="single" w:color="000000" w:sz="6"/>
+              <w:left w:val="single" w:color="000000" w:sz="6"/>
+              <w:bottom w:val="single" w:color="000000" w:sz="6"/>
+              <w:right w:val="single" w:color="000000" w:sz="6"/>
+            </w:tcBorders>
+            <w:tcMar>
+              <w:top w:type="dxa" w:w="60"/>
+              <w:left w:type="dxa" w:w="90"/>
+              <w:bottom w:type="dxa" w:w="60"/>
+              <w:right w:type="dxa" w:w="90"/>
+            </w:tcMar>
+          </w:tcPr>
+          <w:p>
+            <w:pPr>
+              <w:jc w:val="left"/>
+            </w:pPr>
+            <w:r>
+              <w:rPr>
+                <w:rFonts w:ascii="Malgun Gothic" w:cs="Malgun Gothic" w:eastAsia="Malgun Gothic" w:hAnsi="Malgun Gothic"/>
+                <w:sz w:val="20"/>
+                <w:szCs w:val="20"/>
+              </w:rPr>
+              <w:t xml:space="preserve">heading_source</w:t>
+            </w:r>
+          </w:p>
+        </w:tc>
+        <w:tc>
+          <w:tcPr>
+            <w:tcW w:type="dxa" w:w="3120"/>
+            <w:tcBorders>
+              <w:top w:val="single" w:color="000000" w:sz="6"/>
+              <w:left w:val="single" w:color="000000" w:sz="6"/>
+              <w:bottom w:val="single" w:color="000000" w:sz="6"/>
+              <w:right w:val="single" w:color="000000" w:sz="6"/>
+            </w:tcBorders>
+            <w:tcMar>
+              <w:top w:type="dxa" w:w="60"/>
+              <w:left w:type="dxa" w:w="90"/>
+              <w:bottom w:type="dxa" w:w="60"/>
+              <w:right w:type="dxa" w:w="90"/>
+            </w:tcMar>
+          </w:tcPr>
+          <w:p>
+            <w:pPr>
+              <w:jc w:val="left"/>
+            </w:pPr>
+            <w:r>
+              <w:rPr>
+                <w:rFonts w:ascii="Malgun Gothic" w:cs="Malgun Gothic" w:eastAsia="Malgun Gothic" w:hAnsi="Malgun Gothic"/>
+                <w:sz w:val="20"/>
+                <w:szCs w:val="20"/>
+              </w:rPr>
+              <w:t xml:space="preserve">"imu_relative"</w:t>
+            </w:r>
+          </w:p>
+        </w:tc>
+        <w:tc>
+          <w:tcPr>
+            <w:tcW w:type="dxa" w:w="3120"/>
+            <w:tcBorders>
+              <w:top w:val="single" w:color="000000" w:sz="6"/>
+              <w:left w:val="single" w:color="000000" w:sz="6"/>
+              <w:bottom w:val="single" w:color="000000" w:sz="6"/>
+              <w:right w:val="single" w:color="000000" w:sz="6"/>
+            </w:tcBorders>
+            <w:tcMar>
+              <w:top w:type="dxa" w:w="60"/>
+              <w:left w:type="dxa" w:w="90"/>
+              <w:bottom w:type="dxa" w:w="60"/>
+              <w:right w:type="dxa" w:w="90"/>
+            </w:tcMar>
+          </w:tcPr>
+          <w:p>
+            <w:pPr>
+              <w:jc w:val="left"/>
+            </w:pPr>
+            <w:r>
+              <w:rPr>
+                <w:rFonts w:ascii="Malgun Gothic" w:cs="Malgun Gothic" w:eastAsia="Malgun Gothic" w:hAnsi="Malgun Gothic"/>
+                <w:sz w:val="20"/>
+                <w:szCs w:val="20"/>
+              </w:rPr>
+              <w:t xml:space="preserve">입력 조건 없이 발행되는 소스. 오타면 기동 시 예외</w:t>
+            </w:r>
+          </w:p>
+        </w:tc>
+      </w:tr>
+      <w:tr>
+        <w:tc>
+          <w:tcPr>
+            <w:tcW w:type="dxa" w:w="3120"/>
+            <w:tcBorders>
+              <w:top w:val="single" w:color="000000" w:sz="6"/>
+              <w:left w:val="single" w:color="000000" w:sz="6"/>
+              <w:bottom w:val="single" w:color="000000" w:sz="6"/>
+              <w:right w:val="single" w:color="000000" w:sz="6"/>
+            </w:tcBorders>
+            <w:tcMar>
+              <w:top w:type="dxa" w:w="60"/>
+              <w:left w:type="dxa" w:w="90"/>
+              <w:bottom w:type="dxa" w:w="60"/>
+              <w:right w:type="dxa" w:w="90"/>
+            </w:tcMar>
+          </w:tcPr>
+          <w:p>
+            <w:pPr>
+              <w:jc w:val="left"/>
+            </w:pPr>
+            <w:r>
+              <w:rPr>
+                <w:rFonts w:ascii="Malgun Gothic" w:cs="Malgun Gothic" w:eastAsia="Malgun Gothic" w:hAnsi="Malgun Gothic"/>
+                <w:sz w:val="20"/>
+                <w:szCs w:val="20"/>
+              </w:rPr>
+              <w:t xml:space="preserve">period_sec / stale_sec</w:t>
+            </w:r>
+          </w:p>
+        </w:tc>
+        <w:tc>
+          <w:tcPr>
+            <w:tcW w:type="dxa" w:w="3120"/>
+            <w:tcBorders>
+              <w:top w:val="single" w:color="000000" w:sz="6"/>
+              <w:left w:val="single" w:color="000000" w:sz="6"/>
+              <w:bottom w:val="single" w:color="000000" w:sz="6"/>
+              <w:right w:val="single" w:color="000000" w:sz="6"/>
+            </w:tcBorders>
+            <w:tcMar>
+              <w:top w:type="dxa" w:w="60"/>
+              <w:left w:type="dxa" w:w="90"/>
+              <w:bottom w:type="dxa" w:w="60"/>
+              <w:right w:type="dxa" w:w="90"/>
+            </w:tcMar>
+          </w:tcPr>
+          <w:p>
+            <w:pPr>
+              <w:jc w:val="left"/>
+            </w:pPr>
+            <w:r>
+              <w:rPr>
+                <w:rFonts w:ascii="Malgun Gothic" w:cs="Malgun Gothic" w:eastAsia="Malgun Gothic" w:hAnsi="Malgun Gothic"/>
+                <w:sz w:val="20"/>
+                <w:szCs w:val="20"/>
+              </w:rPr>
+              <w:t xml:space="preserve">0.02 s / 0.5 s</w:t>
+            </w:r>
+          </w:p>
+        </w:tc>
+        <w:tc>
+          <w:tcPr>
+            <w:tcW w:type="dxa" w:w="3120"/>
+            <w:tcBorders>
+              <w:top w:val="single" w:color="000000" w:sz="6"/>
+              <w:left w:val="single" w:color="000000" w:sz="6"/>
+              <w:bottom w:val="single" w:color="000000" w:sz="6"/>
+              <w:right w:val="single" w:color="000000" w:sz="6"/>
+            </w:tcBorders>
+            <w:tcMar>
+              <w:top w:type="dxa" w:w="60"/>
+              <w:left w:type="dxa" w:w="90"/>
+              <w:bottom w:type="dxa" w:w="60"/>
+              <w:right w:type="dxa" w:w="90"/>
+            </w:tcMar>
+          </w:tcPr>
+          <w:p>
+            <w:pPr>
+              <w:jc w:val="left"/>
+            </w:pPr>
+            <w:r>
+              <w:rPr>
+                <w:rFonts w:ascii="Malgun Gothic" w:cs="Malgun Gothic" w:eastAsia="Malgun Gothic" w:hAnsi="Malgun Gothic"/>
+                <w:sz w:val="20"/>
+                <w:szCs w:val="20"/>
+              </w:rPr>
+              <w:t xml:space="preserve">stale 은 소비자 IMU 한계와 같다</w:t>
+            </w:r>
+          </w:p>
+        </w:tc>
+      </w:tr>
+      <w:tr>
+        <w:tc>
+          <w:tcPr>
+            <w:tcW w:type="dxa" w:w="3120"/>
+            <w:tcBorders>
+              <w:top w:val="single" w:color="000000" w:sz="6"/>
+              <w:left w:val="single" w:color="000000" w:sz="6"/>
+              <w:bottom w:val="single" w:color="000000" w:sz="6"/>
+              <w:right w:val="single" w:color="000000" w:sz="6"/>
+            </w:tcBorders>
+            <w:tcMar>
+              <w:top w:type="dxa" w:w="60"/>
+              <w:left w:type="dxa" w:w="90"/>
+              <w:bottom w:type="dxa" w:w="60"/>
+              <w:right w:type="dxa" w:w="90"/>
+            </w:tcMar>
+          </w:tcPr>
+          <w:p>
+            <w:pPr>
+              <w:jc w:val="left"/>
+            </w:pPr>
+            <w:r>
+              <w:rPr>
+                <w:rFonts w:ascii="Malgun Gothic" w:cs="Malgun Gothic" w:eastAsia="Malgun Gothic" w:hAnsi="Malgun Gothic"/>
+                <w:sz w:val="20"/>
+                <w:szCs w:val="20"/>
+              </w:rPr>
+              <w:t xml:space="preserve">invert_yaw / mount_offset_deg (배별)</w:t>
+            </w:r>
+          </w:p>
+        </w:tc>
+        <w:tc>
+          <w:tcPr>
+            <w:tcW w:type="dxa" w:w="3120"/>
+            <w:tcBorders>
+              <w:top w:val="single" w:color="000000" w:sz="6"/>
+              <w:left w:val="single" w:color="000000" w:sz="6"/>
+              <w:bottom w:val="single" w:color="000000" w:sz="6"/>
+              <w:right w:val="single" w:color="000000" w:sz="6"/>
+            </w:tcBorders>
+            <w:tcMar>
+              <w:top w:type="dxa" w:w="60"/>
+              <w:left w:type="dxa" w:w="90"/>
+              <w:bottom w:type="dxa" w:w="60"/>
+              <w:right w:type="dxa" w:w="90"/>
+            </w:tcMar>
+          </w:tcPr>
+          <w:p>
+            <w:pPr>
+              <w:jc w:val="left"/>
+            </w:pPr>
+            <w:r>
+              <w:rPr>
+                <w:rFonts w:ascii="Malgun Gothic" w:cs="Malgun Gothic" w:eastAsia="Malgun Gothic" w:hAnsi="Malgun Gothic"/>
+                <w:sz w:val="20"/>
+                <w:szCs w:val="20"/>
+              </w:rPr>
+              <w:t xml:space="preserve">false / 0.0</w:t>
+            </w:r>
+          </w:p>
+        </w:tc>
+        <w:tc>
+          <w:tcPr>
+            <w:tcW w:type="dxa" w:w="3120"/>
+            <w:tcBorders>
+              <w:top w:val="single" w:color="000000" w:sz="6"/>
+              <w:left w:val="single" w:color="000000" w:sz="6"/>
+              <w:bottom w:val="single" w:color="000000" w:sz="6"/>
+              <w:right w:val="single" w:color="000000" w:sz="6"/>
+            </w:tcBorders>
+            <w:tcMar>
+              <w:top w:type="dxa" w:w="60"/>
+              <w:left w:type="dxa" w:w="90"/>
+              <w:bottom w:type="dxa" w:w="60"/>
+              <w:right w:type="dxa" w:w="90"/>
+            </w:tcMar>
+          </w:tcPr>
+          <w:p>
+            <w:pPr>
+              <w:jc w:val="left"/>
+            </w:pPr>
+            <w:r>
+              <w:rPr>
+                <w:rFonts w:ascii="Malgun Gothic" w:cs="Malgun Gothic" w:eastAsia="Malgun Gothic" w:hAnsi="Malgun Gothic"/>
+                <w:sz w:val="20"/>
+                <w:szCs w:val="20"/>
+              </w:rPr>
+              <w:t xml:space="preserve">0.0 은 '아직 안 쟀다'. 조립 후 정북 정렬로 정한다</w:t>
+            </w:r>
+          </w:p>
+        </w:tc>
+      </w:tr>
+      <w:tr>
+        <w:tc>
+          <w:tcPr>
+            <w:tcW w:type="dxa" w:w="3120"/>
+            <w:tcBorders>
+              <w:top w:val="single" w:color="000000" w:sz="6"/>
+              <w:left w:val="single" w:color="000000" w:sz="6"/>
+              <w:bottom w:val="single" w:color="000000" w:sz="6"/>
+              <w:right w:val="single" w:color="000000" w:sz="6"/>
+            </w:tcBorders>
+            <w:tcMar>
+              <w:top w:type="dxa" w:w="60"/>
+              <w:left w:type="dxa" w:w="90"/>
+              <w:bottom w:type="dxa" w:w="60"/>
+              <w:right w:type="dxa" w:w="90"/>
+            </w:tcMar>
+          </w:tcPr>
+          <w:p>
+            <w:pPr>
+              <w:jc w:val="left"/>
+            </w:pPr>
+            <w:r>
+              <w:rPr>
+                <w:rFonts w:ascii="Malgun Gothic" w:cs="Malgun Gothic" w:eastAsia="Malgun Gothic" w:hAnsi="Malgun Gothic"/>
+                <w:sz w:val="20"/>
+                <w:szCs w:val="20"/>
+              </w:rPr>
+              <w:t xml:space="preserve">magnetic_declination_deg</w:t>
+            </w:r>
+          </w:p>
+        </w:tc>
+        <w:tc>
+          <w:tcPr>
+            <w:tcW w:type="dxa" w:w="3120"/>
+            <w:tcBorders>
+              <w:top w:val="single" w:color="000000" w:sz="6"/>
+              <w:left w:val="single" w:color="000000" w:sz="6"/>
+              <w:bottom w:val="single" w:color="000000" w:sz="6"/>
+              <w:right w:val="single" w:color="000000" w:sz="6"/>
+            </w:tcBorders>
+            <w:tcMar>
+              <w:top w:type="dxa" w:w="60"/>
+              <w:left w:type="dxa" w:w="90"/>
+              <w:bottom w:type="dxa" w:w="60"/>
+              <w:right w:type="dxa" w:w="90"/>
+            </w:tcMar>
+          </w:tcPr>
+          <w:p>
+            <w:pPr>
+              <w:jc w:val="left"/>
+            </w:pPr>
+            <w:r>
+              <w:rPr>
+                <w:rFonts w:ascii="Malgun Gothic" w:cs="Malgun Gothic" w:eastAsia="Malgun Gothic" w:hAnsi="Malgun Gothic"/>
+                <w:sz w:val="20"/>
+                <w:szCs w:val="20"/>
+              </w:rPr>
+              <w:t xml:space="preserve">0.0</w:t>
+            </w:r>
+          </w:p>
+        </w:tc>
+        <w:tc>
+          <w:tcPr>
+            <w:tcW w:type="dxa" w:w="3120"/>
+            <w:tcBorders>
+              <w:top w:val="single" w:color="000000" w:sz="6"/>
+              <w:left w:val="single" w:color="000000" w:sz="6"/>
+              <w:bottom w:val="single" w:color="000000" w:sz="6"/>
+              <w:right w:val="single" w:color="000000" w:sz="6"/>
+            </w:tcBorders>
+            <w:tcMar>
+              <w:top w:type="dxa" w:w="60"/>
+              <w:left w:type="dxa" w:w="90"/>
+              <w:bottom w:type="dxa" w:w="60"/>
+              <w:right w:type="dxa" w:w="90"/>
+            </w:tcMar>
+          </w:tcPr>
+          <w:p>
+            <w:pPr>
+              <w:jc w:val="left"/>
+            </w:pPr>
+            <w:r>
+              <w:rPr>
+                <w:rFonts w:ascii="Malgun Gothic" w:cs="Malgun Gothic" w:eastAsia="Malgun Gothic" w:hAnsi="Malgun Gothic"/>
+                <w:sz w:val="20"/>
+                <w:szCs w:val="20"/>
+              </w:rPr>
+              <w:t xml:space="preserve">imu_absolute 에만 적용</w:t>
+            </w:r>
+          </w:p>
+        </w:tc>
+      </w:tr>
+      <w:tr>
+        <w:tc>
+          <w:tcPr>
+            <w:tcW w:type="dxa" w:w="3120"/>
+            <w:tcBorders>
+              <w:top w:val="single" w:color="000000" w:sz="6"/>
+              <w:left w:val="single" w:color="000000" w:sz="6"/>
+              <w:bottom w:val="single" w:color="000000" w:sz="6"/>
+              <w:right w:val="single" w:color="000000" w:sz="6"/>
+            </w:tcBorders>
+            <w:tcMar>
+              <w:top w:type="dxa" w:w="60"/>
+              <w:left w:type="dxa" w:w="90"/>
+              <w:bottom w:type="dxa" w:w="60"/>
+              <w:right w:type="dxa" w:w="90"/>
+            </w:tcMar>
+          </w:tcPr>
+          <w:p>
+            <w:pPr>
+              <w:jc w:val="left"/>
+            </w:pPr>
+            <w:r>
+              <w:rPr>
+                <w:rFonts w:ascii="Malgun Gothic" w:cs="Malgun Gothic" w:eastAsia="Malgun Gothic" w:hAnsi="Malgun Gothic"/>
+                <w:sz w:val="20"/>
+                <w:szCs w:val="20"/>
+              </w:rPr>
+              <w:t xml:space="preserve">cog_min_speed_mps / cog_max_turn_rate_dps</w:t>
+            </w:r>
+          </w:p>
+        </w:tc>
+        <w:tc>
+          <w:tcPr>
+            <w:tcW w:type="dxa" w:w="3120"/>
+            <w:tcBorders>
+              <w:top w:val="single" w:color="000000" w:sz="6"/>
+              <w:left w:val="single" w:color="000000" w:sz="6"/>
+              <w:bottom w:val="single" w:color="000000" w:sz="6"/>
+              <w:right w:val="single" w:color="000000" w:sz="6"/>
+            </w:tcBorders>
+            <w:tcMar>
+              <w:top w:type="dxa" w:w="60"/>
+              <w:left w:type="dxa" w:w="90"/>
+              <w:bottom w:type="dxa" w:w="60"/>
+              <w:right w:type="dxa" w:w="90"/>
+            </w:tcMar>
+          </w:tcPr>
+          <w:p>
+            <w:pPr>
+              <w:jc w:val="left"/>
+            </w:pPr>
+            <w:r>
+              <w:rPr>
+                <w:rFonts w:ascii="Malgun Gothic" w:cs="Malgun Gothic" w:eastAsia="Malgun Gothic" w:hAnsi="Malgun Gothic"/>
+                <w:sz w:val="20"/>
+                <w:szCs w:val="20"/>
+              </w:rPr>
+              <w:t xml:space="preserve">0.8 m/s / 8.0 °/s</w:t>
+            </w:r>
+          </w:p>
+        </w:tc>
+        <w:tc>
+          <w:tcPr>
+            <w:tcW w:type="dxa" w:w="3120"/>
+            <w:tcBorders>
+              <w:top w:val="single" w:color="000000" w:sz="6"/>
+              <w:left w:val="single" w:color="000000" w:sz="6"/>
+              <w:bottom w:val="single" w:color="000000" w:sz="6"/>
+              <w:right w:val="single" w:color="000000" w:sz="6"/>
+            </w:tcBorders>
+            <w:tcMar>
+              <w:top w:type="dxa" w:w="60"/>
+              <w:left w:type="dxa" w:w="90"/>
+              <w:bottom w:type="dxa" w:w="60"/>
+              <w:right w:type="dxa" w:w="90"/>
+            </w:tcMar>
+          </w:tcPr>
+          <w:p>
+            <w:pPr>
+              <w:jc w:val="left"/>
+            </w:pPr>
+            <w:r>
+              <w:rPr>
+                <w:rFonts w:ascii="Malgun Gothic" w:cs="Malgun Gothic" w:eastAsia="Malgun Gothic" w:hAnsi="Malgun Gothic"/>
+                <w:sz w:val="20"/>
+                <w:szCs w:val="20"/>
+              </w:rPr>
+              <w:t xml:space="preserve">보행 0.70 m/s 시험에서 rej=slow 로 걸러짐</w:t>
+            </w:r>
+          </w:p>
+        </w:tc>
+      </w:tr>
+      <w:tr>
+        <w:tc>
+          <w:tcPr>
+            <w:tcW w:type="dxa" w:w="3120"/>
+            <w:tcBorders>
+              <w:top w:val="single" w:color="000000" w:sz="6"/>
+              <w:left w:val="single" w:color="000000" w:sz="6"/>
+              <w:bottom w:val="single" w:color="000000" w:sz="6"/>
+              <w:right w:val="single" w:color="000000" w:sz="6"/>
+            </w:tcBorders>
+            <w:tcMar>
+              <w:top w:type="dxa" w:w="60"/>
+              <w:left w:type="dxa" w:w="90"/>
+              <w:bottom w:type="dxa" w:w="60"/>
+              <w:right w:type="dxa" w:w="90"/>
+            </w:tcMar>
+          </w:tcPr>
+          <w:p>
+            <w:pPr>
+              <w:jc w:val="left"/>
+            </w:pPr>
+            <w:r>
+              <w:rPr>
+                <w:rFonts w:ascii="Malgun Gothic" w:cs="Malgun Gothic" w:eastAsia="Malgun Gothic" w:hAnsi="Malgun Gothic"/>
+                <w:sz w:val="20"/>
+                <w:szCs w:val="20"/>
+              </w:rPr>
+              <w:t xml:space="preserve">cog_min_samples / cog_min_resultant / cog_half_life_sec</w:t>
+            </w:r>
+          </w:p>
+        </w:tc>
+        <w:tc>
+          <w:tcPr>
+            <w:tcW w:type="dxa" w:w="3120"/>
+            <w:tcBorders>
+              <w:top w:val="single" w:color="000000" w:sz="6"/>
+              <w:left w:val="single" w:color="000000" w:sz="6"/>
+              <w:bottom w:val="single" w:color="000000" w:sz="6"/>
+              <w:right w:val="single" w:color="000000" w:sz="6"/>
+            </w:tcBorders>
+            <w:tcMar>
+              <w:top w:type="dxa" w:w="60"/>
+              <w:left w:type="dxa" w:w="90"/>
+              <w:bottom w:type="dxa" w:w="60"/>
+              <w:right w:type="dxa" w:w="90"/>
+            </w:tcMar>
+          </w:tcPr>
+          <w:p>
+            <w:pPr>
+              <w:jc w:val="left"/>
+            </w:pPr>
+            <w:r>
+              <w:rPr>
+                <w:rFonts w:ascii="Malgun Gothic" w:cs="Malgun Gothic" w:eastAsia="Malgun Gothic" w:hAnsi="Malgun Gothic"/>
+                <w:sz w:val="20"/>
+                <w:szCs w:val="20"/>
+              </w:rPr>
+              <w:t xml:space="preserve">30 / 0.9 / 60 s</w:t>
+            </w:r>
+          </w:p>
+        </w:tc>
+        <w:tc>
+          <w:tcPr>
+            <w:tcW w:type="dxa" w:w="3120"/>
+            <w:tcBorders>
+              <w:top w:val="single" w:color="000000" w:sz="6"/>
+              <w:left w:val="single" w:color="000000" w:sz="6"/>
+              <w:bottom w:val="single" w:color="000000" w:sz="6"/>
+              <w:right w:val="single" w:color="000000" w:sz="6"/>
+            </w:tcBorders>
+            <w:tcMar>
+              <w:top w:type="dxa" w:w="60"/>
+              <w:left w:type="dxa" w:w="90"/>
+              <w:bottom w:type="dxa" w:w="60"/>
+              <w:right w:type="dxa" w:w="90"/>
+            </w:tcMar>
+          </w:tcPr>
+          <w:p>
+            <w:pPr>
+              <w:jc w:val="left"/>
+            </w:pPr>
+            <w:r>
+              <w:rPr>
+                <w:rFonts w:ascii="Malgun Gothic" w:cs="Malgun Gothic" w:eastAsia="Malgun Gothic" w:hAnsi="Malgun Gothic"/>
+                <w:sz w:val="20"/>
+                <w:szCs w:val="20"/>
+              </w:rPr>
+              <w:t xml:space="preserve">감쇠로 생기는 표본 상한과의 조합을 기동 시 검사</w:t>
+            </w:r>
+          </w:p>
+        </w:tc>
+      </w:tr>
+      <w:tr>
+        <w:tc>
+          <w:tcPr>
+            <w:tcW w:type="dxa" w:w="3120"/>
+            <w:tcBorders>
+              <w:top w:val="single" w:color="000000" w:sz="6"/>
+              <w:left w:val="single" w:color="000000" w:sz="6"/>
+              <w:bottom w:val="single" w:color="000000" w:sz="6"/>
+              <w:right w:val="single" w:color="000000" w:sz="6"/>
+            </w:tcBorders>
+            <w:tcMar>
+              <w:top w:type="dxa" w:w="60"/>
+              <w:left w:type="dxa" w:w="90"/>
+              <w:bottom w:type="dxa" w:w="60"/>
+              <w:right w:type="dxa" w:w="90"/>
+            </w:tcMar>
+          </w:tcPr>
+          <w:p>
+            <w:pPr>
+              <w:jc w:val="left"/>
+            </w:pPr>
+            <w:r>
+              <w:rPr>
+                <w:rFonts w:ascii="Malgun Gothic" w:cs="Malgun Gothic" w:eastAsia="Malgun Gothic" w:hAnsi="Malgun Gothic"/>
+                <w:sz w:val="20"/>
+                <w:szCs w:val="20"/>
+              </w:rPr>
+              <w:t xml:space="preserve">cog_require_reverse_gate</w:t>
+            </w:r>
+          </w:p>
+        </w:tc>
+        <w:tc>
+          <w:tcPr>
+            <w:tcW w:type="dxa" w:w="3120"/>
+            <w:tcBorders>
+              <w:top w:val="single" w:color="000000" w:sz="6"/>
+              <w:left w:val="single" w:color="000000" w:sz="6"/>
+              <w:bottom w:val="single" w:color="000000" w:sz="6"/>
+              <w:right w:val="single" w:color="000000" w:sz="6"/>
+            </w:tcBorders>
+            <w:tcMar>
+              <w:top w:type="dxa" w:w="60"/>
+              <w:left w:type="dxa" w:w="90"/>
+              <w:bottom w:type="dxa" w:w="60"/>
+              <w:right w:type="dxa" w:w="90"/>
+            </w:tcMar>
+          </w:tcPr>
+          <w:p>
+            <w:pPr>
+              <w:jc w:val="left"/>
+            </w:pPr>
+            <w:r>
+              <w:rPr>
+                <w:rFonts w:ascii="Malgun Gothic" w:cs="Malgun Gothic" w:eastAsia="Malgun Gothic" w:hAnsi="Malgun Gothic"/>
+                <w:sz w:val="20"/>
+                <w:szCs w:val="20"/>
+              </w:rPr>
+              <w:t xml:space="preserve">true</w:t>
+            </w:r>
+          </w:p>
+        </w:tc>
+        <w:tc>
+          <w:tcPr>
+            <w:tcW w:type="dxa" w:w="3120"/>
+            <w:tcBorders>
+              <w:top w:val="single" w:color="000000" w:sz="6"/>
+              <w:left w:val="single" w:color="000000" w:sz="6"/>
+              <w:bottom w:val="single" w:color="000000" w:sz="6"/>
+              <w:right w:val="single" w:color="000000" w:sz="6"/>
+            </w:tcBorders>
+            <w:tcMar>
+              <w:top w:type="dxa" w:w="60"/>
+              <w:left w:type="dxa" w:w="90"/>
+              <w:bottom w:type="dxa" w:w="60"/>
+              <w:right w:type="dxa" w:w="90"/>
+            </w:tcMar>
+          </w:tcPr>
+          <w:p>
+            <w:pPr>
+              <w:jc w:val="left"/>
+            </w:pPr>
+            <w:r>
+              <w:rPr>
+                <w:rFonts w:ascii="Malgun Gothic" w:cs="Malgun Gothic" w:eastAsia="Malgun Gothic" w:hAnsi="Malgun Gothic"/>
+                <w:sz w:val="20"/>
+                <w:szCs w:val="20"/>
+              </w:rPr>
+              <w:t xml:space="preserve">대회값 고정, 공통 파일에만</w:t>
+            </w:r>
+          </w:p>
+        </w:tc>
+      </w:tr>
+    </w:tbl>
+    <w:p>
+      <w:pPr>
+        <w:spacing w:after="60"/>
+      </w:pPr>
+      <w:r>
+        <w:rPr>
+          <w:rFonts w:ascii="Malgun Gothic" w:cs="Malgun Gothic" w:eastAsia="Malgun Gothic" w:hAnsi="Malgun Gothic"/>
+          <w:sz w:val="20"/>
+          <w:szCs w:val="20"/>
+        </w:rPr>
+        <w:t xml:space="preserve"/>
+      </w:r>
+    </w:p>
+    <w:tbl>
+      <w:tblPr>
+        <w:tblW w:type="dxa" w:w="9360"/>
+        <w:tblBorders>
+          <w:top w:val="single" w:color="auto" w:sz="4"/>
+          <w:left w:val="single" w:color="auto" w:sz="4"/>
+          <w:bottom w:val="single" w:color="auto" w:sz="4"/>
+          <w:right w:val="single" w:color="auto" w:sz="4"/>
+          <w:insideH w:val="single" w:color="auto" w:sz="4"/>
+          <w:insideV w:val="single" w:color="auto" w:sz="4"/>
+        </w:tblBorders>
+      </w:tblPr>
+      <w:tblGrid>
+        <w:gridCol w:w="2340"/>
+        <w:gridCol w:w="2340"/>
+        <w:gridCol w:w="2340"/>
+        <w:gridCol w:w="2340"/>
+      </w:tblGrid>
+      <w:tr>
+        <w:trPr>
+          <w:tblHeader/>
+        </w:trPr>
+        <w:tc>
+          <w:tcPr>
+            <w:tcW w:type="dxa" w:w="2340"/>
+            <w:tcBorders>
+              <w:top w:val="single" w:color="000000" w:sz="6"/>
+              <w:left w:val="single" w:color="000000" w:sz="6"/>
+              <w:bottom w:val="single" w:color="000000" w:sz="6"/>
+              <w:right w:val="single" w:color="000000" w:sz="6"/>
+            </w:tcBorders>
+            <w:shd w:fill="E7E6E6" w:color="auto" w:val="clear"/>
+            <w:tcMar>
+              <w:top w:type="dxa" w:w="60"/>
+              <w:left w:type="dxa" w:w="90"/>
+              <w:bottom w:type="dxa" w:w="60"/>
+              <w:right w:type="dxa" w:w="90"/>
+            </w:tcMar>
+          </w:tcPr>
+          <w:p>
+            <w:pPr>
+              <w:jc w:val="center"/>
+            </w:pPr>
+            <w:r>
+              <w:rPr>
+                <w:rFonts w:ascii="Malgun Gothic" w:cs="Malgun Gothic" w:eastAsia="Malgun Gothic" w:hAnsi="Malgun Gothic"/>
+                <w:b/>
+                <w:bCs/>
+                <w:sz w:val="20"/>
+                <w:szCs w:val="20"/>
+              </w:rPr>
+              <w:t xml:space="preserve">작년</w:t>
+            </w:r>
+          </w:p>
+        </w:tc>
+        <w:tc>
+          <w:tcPr>
+            <w:tcW w:type="dxa" w:w="2340"/>
+            <w:tcBorders>
+              <w:top w:val="single" w:color="000000" w:sz="6"/>
+              <w:left w:val="single" w:color="000000" w:sz="6"/>
+              <w:bottom w:val="single" w:color="000000" w:sz="6"/>
+              <w:right w:val="single" w:color="000000" w:sz="6"/>
+            </w:tcBorders>
+            <w:shd w:fill="E7E6E6" w:color="auto" w:val="clear"/>
+            <w:tcMar>
+              <w:top w:type="dxa" w:w="60"/>
+              <w:left w:type="dxa" w:w="90"/>
+              <w:bottom w:type="dxa" w:w="60"/>
+              <w:right w:type="dxa" w:w="90"/>
+            </w:tcMar>
+          </w:tcPr>
+          <w:p>
+            <w:pPr>
+              <w:jc w:val="center"/>
+            </w:pPr>
+            <w:r>
+              <w:rPr>
+                <w:rFonts w:ascii="Malgun Gothic" w:cs="Malgun Gothic" w:eastAsia="Malgun Gothic" w:hAnsi="Malgun Gothic"/>
+                <w:b/>
+                <w:bCs/>
+                <w:sz w:val="20"/>
+                <w:szCs w:val="20"/>
+              </w:rPr>
+              <w:t xml:space="preserve">문제</w:t>
+            </w:r>
+          </w:p>
+        </w:tc>
+        <w:tc>
+          <w:tcPr>
+            <w:tcW w:type="dxa" w:w="2340"/>
+            <w:tcBorders>
+              <w:top w:val="single" w:color="000000" w:sz="6"/>
+              <w:left w:val="single" w:color="000000" w:sz="6"/>
+              <w:bottom w:val="single" w:color="000000" w:sz="6"/>
+              <w:right w:val="single" w:color="000000" w:sz="6"/>
+            </w:tcBorders>
+            <w:shd w:fill="E7E6E6" w:color="auto" w:val="clear"/>
+            <w:tcMar>
+              <w:top w:type="dxa" w:w="60"/>
+              <w:left w:type="dxa" w:w="90"/>
+              <w:bottom w:type="dxa" w:w="60"/>
+              <w:right w:type="dxa" w:w="90"/>
+            </w:tcMar>
+          </w:tcPr>
+          <w:p>
+            <w:pPr>
+              <w:jc w:val="center"/>
+            </w:pPr>
+            <w:r>
+              <w:rPr>
+                <w:rFonts w:ascii="Malgun Gothic" w:cs="Malgun Gothic" w:eastAsia="Malgun Gothic" w:hAnsi="Malgun Gothic"/>
+                <w:b/>
+                <w:bCs/>
+                <w:sz w:val="20"/>
+                <w:szCs w:val="20"/>
+              </w:rPr>
+              <w:t xml:space="preserve">올해</w:t>
+            </w:r>
+          </w:p>
+        </w:tc>
+        <w:tc>
+          <w:tcPr>
+            <w:tcW w:type="dxa" w:w="2340"/>
+            <w:tcBorders>
+              <w:top w:val="single" w:color="000000" w:sz="6"/>
+              <w:left w:val="single" w:color="000000" w:sz="6"/>
+              <w:bottom w:val="single" w:color="000000" w:sz="6"/>
+              <w:right w:val="single" w:color="000000" w:sz="6"/>
+            </w:tcBorders>
+            <w:shd w:fill="E7E6E6" w:color="auto" w:val="clear"/>
+            <w:tcMar>
+              <w:top w:type="dxa" w:w="60"/>
+              <w:left w:type="dxa" w:w="90"/>
+              <w:bottom w:type="dxa" w:w="60"/>
+              <w:right w:type="dxa" w:w="90"/>
+            </w:tcMar>
+          </w:tcPr>
+          <w:p>
+            <w:pPr>
+              <w:jc w:val="center"/>
+            </w:pPr>
+            <w:r>
+              <w:rPr>
+                <w:rFonts w:ascii="Malgun Gothic" w:cs="Malgun Gothic" w:eastAsia="Malgun Gothic" w:hAnsi="Malgun Gothic"/>
+                <w:b/>
+                <w:bCs/>
+                <w:sz w:val="20"/>
+                <w:szCs w:val="20"/>
+              </w:rPr>
+              <w:t xml:space="preserve">커밋</w:t>
+            </w:r>
+          </w:p>
+        </w:tc>
+      </w:tr>
+      <w:tr>
+        <w:tc>
+          <w:tcPr>
+            <w:tcW w:type="dxa" w:w="2340"/>
+            <w:tcBorders>
+              <w:top w:val="single" w:color="000000" w:sz="6"/>
+              <w:left w:val="single" w:color="000000" w:sz="6"/>
+              <w:bottom w:val="single" w:color="000000" w:sz="6"/>
+              <w:right w:val="single" w:color="000000" w:sz="6"/>
+            </w:tcBorders>
+            <w:tcMar>
+              <w:top w:type="dxa" w:w="60"/>
+              <w:left w:type="dxa" w:w="90"/>
+              <w:bottom w:type="dxa" w:w="60"/>
+              <w:right w:type="dxa" w:w="90"/>
+            </w:tcMar>
+          </w:tcPr>
+          <w:p>
+            <w:pPr>
+              <w:jc w:val="left"/>
+            </w:pPr>
+            <w:r>
+              <w:rPr>
+                <w:rFonts w:ascii="Malgun Gothic" w:cs="Malgun Gothic" w:eastAsia="Malgun Gothic" w:hAnsi="Malgun Gothic"/>
+                <w:sz w:val="20"/>
+                <w:szCs w:val="20"/>
+              </w:rPr>
+              <w:t xml:space="preserve">드라이버가 부팅 시점 방위를 0 으로 빼 /imu/yaw 직접 발행</w:t>
+            </w:r>
+          </w:p>
+        </w:tc>
+        <w:tc>
+          <w:tcPr>
+            <w:tcW w:type="dxa" w:w="2340"/>
+            <w:tcBorders>
+              <w:top w:val="single" w:color="000000" w:sz="6"/>
+              <w:left w:val="single" w:color="000000" w:sz="6"/>
+              <w:bottom w:val="single" w:color="000000" w:sz="6"/>
+              <w:right w:val="single" w:color="000000" w:sz="6"/>
+            </w:tcBorders>
+            <w:tcMar>
+              <w:top w:type="dxa" w:w="60"/>
+              <w:left w:type="dxa" w:w="90"/>
+              <w:bottom w:type="dxa" w:w="60"/>
+              <w:right w:type="dxa" w:w="90"/>
+            </w:tcMar>
+          </w:tcPr>
+          <w:p>
+            <w:pPr>
+              <w:jc w:val="left"/>
+            </w:pPr>
+            <w:r>
+              <w:rPr>
+                <w:rFonts w:ascii="Malgun Gothic" w:cs="Malgun Gothic" w:eastAsia="Malgun Gothic" w:hAnsi="Malgun Gothic"/>
+                <w:sz w:val="20"/>
+                <w:szCs w:val="20"/>
+              </w:rPr>
+              <w:t xml:space="preserve">상대각이라 목표 방위와 빼면 의미가 없음</w:t>
+            </w:r>
+          </w:p>
+        </w:tc>
+        <w:tc>
+          <w:tcPr>
+            <w:tcW w:type="dxa" w:w="2340"/>
+            <w:tcBorders>
+              <w:top w:val="single" w:color="000000" w:sz="6"/>
+              <w:left w:val="single" w:color="000000" w:sz="6"/>
+              <w:bottom w:val="single" w:color="000000" w:sz="6"/>
+              <w:right w:val="single" w:color="000000" w:sz="6"/>
+            </w:tcBorders>
+            <w:tcMar>
+              <w:top w:type="dxa" w:w="60"/>
+              <w:left w:type="dxa" w:w="90"/>
+              <w:bottom w:type="dxa" w:w="60"/>
+              <w:right w:type="dxa" w:w="90"/>
+            </w:tcMar>
+          </w:tcPr>
+          <w:p>
+            <w:pPr>
+              <w:jc w:val="left"/>
+            </w:pPr>
+            <w:r>
+              <w:rPr>
+                <w:rFonts w:ascii="Malgun Gothic" w:cs="Malgun Gothic" w:eastAsia="Malgun Gothic" w:hAnsi="Malgun Gothic"/>
+                <w:sz w:val="20"/>
+                <w:szCs w:val="20"/>
+              </w:rPr>
+              <w:t xml:space="preserve">드라이버는 /imu/yaw_raw 만, /imu/yaw 는 yaw_mux 단독</w:t>
+            </w:r>
+          </w:p>
+        </w:tc>
+        <w:tc>
+          <w:tcPr>
+            <w:tcW w:type="dxa" w:w="2340"/>
+            <w:tcBorders>
+              <w:top w:val="single" w:color="000000" w:sz="6"/>
+              <w:left w:val="single" w:color="000000" w:sz="6"/>
+              <w:bottom w:val="single" w:color="000000" w:sz="6"/>
+              <w:right w:val="single" w:color="000000" w:sz="6"/>
+            </w:tcBorders>
+            <w:tcMar>
+              <w:top w:type="dxa" w:w="60"/>
+              <w:left w:type="dxa" w:w="90"/>
+              <w:bottom w:type="dxa" w:w="60"/>
+              <w:right w:type="dxa" w:w="90"/>
+            </w:tcMar>
+          </w:tcPr>
+          <w:p>
+            <w:pPr>
+              <w:jc w:val="left"/>
+            </w:pPr>
+            <w:r>
+              <w:rPr>
+                <w:rFonts w:ascii="Malgun Gothic" w:cs="Malgun Gothic" w:eastAsia="Malgun Gothic" w:hAnsi="Malgun Gothic"/>
+                <w:sz w:val="20"/>
+                <w:szCs w:val="20"/>
+              </w:rPr>
+              <w:t xml:space="preserve">ace1e33</w:t>
+            </w:r>
+          </w:p>
+        </w:tc>
+      </w:tr>
+      <w:tr>
+        <w:tc>
+          <w:tcPr>
+            <w:tcW w:type="dxa" w:w="2340"/>
+            <w:tcBorders>
+              <w:top w:val="single" w:color="000000" w:sz="6"/>
+              <w:left w:val="single" w:color="000000" w:sz="6"/>
+              <w:bottom w:val="single" w:color="000000" w:sz="6"/>
+              <w:right w:val="single" w:color="000000" w:sz="6"/>
+            </w:tcBorders>
+            <w:tcMar>
+              <w:top w:type="dxa" w:w="60"/>
+              <w:left w:type="dxa" w:w="90"/>
+              <w:bottom w:type="dxa" w:w="60"/>
+              <w:right w:type="dxa" w:w="90"/>
+            </w:tcMar>
+          </w:tcPr>
+          <w:p>
+            <w:pPr>
+              <w:jc w:val="left"/>
+            </w:pPr>
+            <w:r>
+              <w:rPr>
+                <w:rFonts w:ascii="Malgun Gothic" w:cs="Malgun Gothic" w:eastAsia="Malgun Gothic" w:hAnsi="Malgun Gothic"/>
+                <w:sz w:val="20"/>
+                <w:szCs w:val="20"/>
+              </w:rPr>
+              <w:t xml:space="preserve">NAV-PVT 방위로 IMU 값을 통째로 덮어씀</w:t>
+            </w:r>
+          </w:p>
+        </w:tc>
+        <w:tc>
+          <w:tcPr>
+            <w:tcW w:type="dxa" w:w="2340"/>
+            <w:tcBorders>
+              <w:top w:val="single" w:color="000000" w:sz="6"/>
+              <w:left w:val="single" w:color="000000" w:sz="6"/>
+              <w:bottom w:val="single" w:color="000000" w:sz="6"/>
+              <w:right w:val="single" w:color="000000" w:sz="6"/>
+            </w:tcBorders>
+            <w:tcMar>
+              <w:top w:type="dxa" w:w="60"/>
+              <w:left w:type="dxa" w:w="90"/>
+              <w:bottom w:type="dxa" w:w="60"/>
+              <w:right w:type="dxa" w:w="90"/>
+            </w:tcMar>
+          </w:tcPr>
+          <w:p>
+            <w:pPr>
+              <w:jc w:val="left"/>
+            </w:pPr>
+            <w:r>
+              <w:rPr>
+                <w:rFonts w:ascii="Malgun Gothic" w:cs="Malgun Gothic" w:eastAsia="Malgun Gothic" w:hAnsi="Malgun Gothic"/>
+                <w:sz w:val="20"/>
+                <w:szCs w:val="20"/>
+              </w:rPr>
+              <w:t xml:space="preserve">COG 라 뱃머리가 아니고 정지 시 잡음</w:t>
+            </w:r>
+          </w:p>
+        </w:tc>
+        <w:tc>
+          <w:tcPr>
+            <w:tcW w:type="dxa" w:w="2340"/>
+            <w:tcBorders>
+              <w:top w:val="single" w:color="000000" w:sz="6"/>
+              <w:left w:val="single" w:color="000000" w:sz="6"/>
+              <w:bottom w:val="single" w:color="000000" w:sz="6"/>
+              <w:right w:val="single" w:color="000000" w:sz="6"/>
+            </w:tcBorders>
+            <w:tcMar>
+              <w:top w:type="dxa" w:w="60"/>
+              <w:left w:type="dxa" w:w="90"/>
+              <w:bottom w:type="dxa" w:w="60"/>
+              <w:right w:type="dxa" w:w="90"/>
+            </w:tcMar>
+          </w:tcPr>
+          <w:p>
+            <w:pPr>
+              <w:jc w:val="left"/>
+            </w:pPr>
+            <w:r>
+              <w:rPr>
+                <w:rFonts w:ascii="Malgun Gothic" w:cs="Malgun Gothic" w:eastAsia="Malgun Gothic" w:hAnsi="Malgun Gothic"/>
+                <w:sz w:val="20"/>
+                <w:szCs w:val="20"/>
+              </w:rPr>
+              <w:t xml:space="preserve">덮어쓰기 기본 false, COG 는 조건 통과 표본만 사용</w:t>
+            </w:r>
+          </w:p>
+        </w:tc>
+        <w:tc>
+          <w:tcPr>
+            <w:tcW w:type="dxa" w:w="2340"/>
+            <w:tcBorders>
+              <w:top w:val="single" w:color="000000" w:sz="6"/>
+              <w:left w:val="single" w:color="000000" w:sz="6"/>
+              <w:bottom w:val="single" w:color="000000" w:sz="6"/>
+              <w:right w:val="single" w:color="000000" w:sz="6"/>
+            </w:tcBorders>
+            <w:tcMar>
+              <w:top w:type="dxa" w:w="60"/>
+              <w:left w:type="dxa" w:w="90"/>
+              <w:bottom w:type="dxa" w:w="60"/>
+              <w:right w:type="dxa" w:w="90"/>
+            </w:tcMar>
+          </w:tcPr>
+          <w:p>
+            <w:pPr>
+              <w:jc w:val="left"/>
+            </w:pPr>
+            <w:r>
+              <w:rPr>
+                <w:rFonts w:ascii="Malgun Gothic" w:cs="Malgun Gothic" w:eastAsia="Malgun Gothic" w:hAnsi="Malgun Gothic"/>
+                <w:sz w:val="20"/>
+                <w:szCs w:val="20"/>
+              </w:rPr>
+              <w:t xml:space="preserve">ace1e33, 5a69c0a</w:t>
+            </w:r>
+          </w:p>
+        </w:tc>
+      </w:tr>
+      <w:tr>
+        <w:tc>
+          <w:tcPr>
+            <w:tcW w:type="dxa" w:w="2340"/>
+            <w:tcBorders>
+              <w:top w:val="single" w:color="000000" w:sz="6"/>
+              <w:left w:val="single" w:color="000000" w:sz="6"/>
+              <w:bottom w:val="single" w:color="000000" w:sz="6"/>
+              <w:right w:val="single" w:color="000000" w:sz="6"/>
+            </w:tcBorders>
+            <w:tcMar>
+              <w:top w:type="dxa" w:w="60"/>
+              <w:left w:type="dxa" w:w="90"/>
+              <w:bottom w:type="dxa" w:w="60"/>
+              <w:right w:type="dxa" w:w="90"/>
+            </w:tcMar>
+          </w:tcPr>
+          <w:p>
+            <w:pPr>
+              <w:jc w:val="left"/>
+            </w:pPr>
+            <w:r>
+              <w:rPr>
+                <w:rFonts w:ascii="Malgun Gothic" w:cs="Malgun Gothic" w:eastAsia="Malgun Gothic" w:hAnsi="Malgun Gothic"/>
+                <w:sz w:val="20"/>
+                <w:szCs w:val="20"/>
+              </w:rPr>
+              <w:t xml:space="preserve">ship_goal_angle 시작값 0.0, stale 검사 없음</w:t>
+            </w:r>
+          </w:p>
+        </w:tc>
+        <w:tc>
+          <w:tcPr>
+            <w:tcW w:type="dxa" w:w="2340"/>
+            <w:tcBorders>
+              <w:top w:val="single" w:color="000000" w:sz="6"/>
+              <w:left w:val="single" w:color="000000" w:sz="6"/>
+              <w:bottom w:val="single" w:color="000000" w:sz="6"/>
+              <w:right w:val="single" w:color="000000" w:sz="6"/>
+            </w:tcBorders>
+            <w:tcMar>
+              <w:top w:type="dxa" w:w="60"/>
+              <w:left w:type="dxa" w:w="90"/>
+              <w:bottom w:type="dxa" w:w="60"/>
+              <w:right w:type="dxa" w:w="90"/>
+            </w:tcMar>
+          </w:tcPr>
+          <w:p>
+            <w:pPr>
+              <w:jc w:val="left"/>
+            </w:pPr>
+            <w:r>
+              <w:rPr>
+                <w:rFonts w:ascii="Malgun Gothic" w:cs="Malgun Gothic" w:eastAsia="Malgun Gothic" w:hAnsi="Malgun Gothic"/>
+                <w:sz w:val="20"/>
+                <w:szCs w:val="20"/>
+              </w:rPr>
+              <w:t xml:space="preserve">부팅 직후 yaw_error=0.0 을 정렬 완료로 오인</w:t>
+            </w:r>
+          </w:p>
+        </w:tc>
+        <w:tc>
+          <w:tcPr>
+            <w:tcW w:type="dxa" w:w="2340"/>
+            <w:tcBorders>
+              <w:top w:val="single" w:color="000000" w:sz="6"/>
+              <w:left w:val="single" w:color="000000" w:sz="6"/>
+              <w:bottom w:val="single" w:color="000000" w:sz="6"/>
+              <w:right w:val="single" w:color="000000" w:sz="6"/>
+            </w:tcBorders>
+            <w:tcMar>
+              <w:top w:type="dxa" w:w="60"/>
+              <w:left w:type="dxa" w:w="90"/>
+              <w:bottom w:type="dxa" w:w="60"/>
+              <w:right w:type="dxa" w:w="90"/>
+            </w:tcMar>
+          </w:tcPr>
+          <w:p>
+            <w:pPr>
+              <w:jc w:val="left"/>
+            </w:pPr>
+            <w:r>
+              <w:rPr>
+                <w:rFonts w:ascii="Malgun Gothic" w:cs="Malgun Gothic" w:eastAsia="Malgun Gothic" w:hAnsi="Malgun Gothic"/>
+                <w:sz w:val="20"/>
+                <w:szCs w:val="20"/>
+              </w:rPr>
+              <w:t xml:space="preserve">시작값 None, IMU 0.5 s·목표각 2.0 s stale 시 중단</w:t>
+            </w:r>
+          </w:p>
+        </w:tc>
+        <w:tc>
+          <w:tcPr>
+            <w:tcW w:type="dxa" w:w="2340"/>
+            <w:tcBorders>
+              <w:top w:val="single" w:color="000000" w:sz="6"/>
+              <w:left w:val="single" w:color="000000" w:sz="6"/>
+              <w:bottom w:val="single" w:color="000000" w:sz="6"/>
+              <w:right w:val="single" w:color="000000" w:sz="6"/>
+            </w:tcBorders>
+            <w:tcMar>
+              <w:top w:type="dxa" w:w="60"/>
+              <w:left w:type="dxa" w:w="90"/>
+              <w:bottom w:type="dxa" w:w="60"/>
+              <w:right w:type="dxa" w:w="90"/>
+            </w:tcMar>
+          </w:tcPr>
+          <w:p>
+            <w:pPr>
+              <w:jc w:val="left"/>
+            </w:pPr>
+            <w:r>
+              <w:rPr>
+                <w:rFonts w:ascii="Malgun Gothic" w:cs="Malgun Gothic" w:eastAsia="Malgun Gothic" w:hAnsi="Malgun Gothic"/>
+                <w:sz w:val="20"/>
+                <w:szCs w:val="20"/>
+              </w:rPr>
+              <w:t xml:space="preserve">026482a, 100104e</w:t>
+            </w:r>
+          </w:p>
+        </w:tc>
+      </w:tr>
+    </w:tbl>
+    <w:p>
+      <w:pPr>
+        <w:spacing w:after="60"/>
+      </w:pPr>
+      <w:r>
+        <w:rPr>
+          <w:rFonts w:ascii="Malgun Gothic" w:cs="Malgun Gothic" w:eastAsia="Malgun Gothic" w:hAnsi="Malgun Gothic"/>
+          <w:sz w:val="20"/>
+          <w:szCs w:val="20"/>
+        </w:rPr>
+        <w:t xml:space="preserve"/>
+      </w:r>
+    </w:p>
+    <w:p>
+      <w:pPr>
+        <w:spacing w:after="100" w:line="300"/>
+      </w:pPr>
+      <w:r>
+        <w:rPr>
+          <w:rFonts w:ascii="Malgun Gothic" w:cs="Malgun Gothic" w:eastAsia="Malgun Gothic" w:hAnsi="Malgun Gothic"/>
+          <w:sz w:val="20"/>
+          <w:szCs w:val="20"/>
+        </w:rPr>
+        <w:t xml:space="preserve">헤딩을 믿을 수 없으면 0 같은 대체값 대신 발행을 멈춘다. 원시 yaw 가 0.5 s 넘게 끊기면 /imu/yaw·/yaw_error 가 차례로 멈추고 지오펜스는 빈 배열을 내며, 이 침묵을 ship_direction 이 잡는다(Ⅲ-5).</w:t>
       </w:r>
     </w:p>
     <w:p>
